--- a/de/wisdom-stories/choosing-friends.docx
+++ b/de/wisdom-stories/choosing-friends.docx
@@ -27,7 +27,7 @@
         <w:rPr>
           <w:lang/>
         </w:rPr>
-        <w:t>Schließe keine Freundschaft mit einem überheblichen Menschen! Er versucht nicht, dich zu verstehen, hört deinen Sorgen nicht zu und nimmt auf deine Gefühle keine Rücksicht — das wird dich verletzen.</w:t>
+        <w:t>Schließe keine Freundschaft mit einem überheblichen Menschen! Er versucht nicht, dich zu verstehen, hört dir nicht zu, wenn du von deinen Sorgen erzählst und nimmt auf deine Gefühle keine Rücksicht — das wird dich verletzen.</w:t>
       </w:r>
     </w:p>
     <w:p>
